--- a/pr-preview/pr-351/chapters/paper-organization-tracked-changes.docx
+++ b/pr-preview/pr-351/chapters/paper-organization-tracked-changes.docx
@@ -26,7 +26,7 @@
       </w:pPr>
       <w:ins w:id="2" w:author="PR Preview" w:date="2026-01-01T00:00:00Z">
         <w:r>
-          <w:t xml:space="preserve">Last modified: 2026-10-26 00:39:31 (PDT)</w:t>
+          <w:t xml:space="preserve">Last modified: 2026-10-26 01:08:23 (PDT)</w:t>
         </w:r>
       </w:ins>
     </w:p>

--- a/pr-preview/pr-351/chapters/paper-organization-tracked-changes.docx
+++ b/pr-preview/pr-351/chapters/paper-organization-tracked-changes.docx
@@ -26,7 +26,7 @@
       </w:pPr>
       <w:ins w:id="2" w:author="PR Preview" w:date="2026-01-01T00:00:00Z">
         <w:r>
-          <w:t xml:space="preserve">Last modified: 2026-10-26 01:08:23 (PDT)</w:t>
+          <w:t xml:space="preserve">Last modified: 2026-10-26 01:19:16 (PDT)</w:t>
         </w:r>
       </w:ins>
     </w:p>

--- a/pr-preview/pr-351/chapters/paper-organization-tracked-changes.docx
+++ b/pr-preview/pr-351/chapters/paper-organization-tracked-changes.docx
@@ -16,7 +16,7 @@
       </w:pPr>
       <w:del w:id="1" w:author="PR Preview" w:date="2026-01-01T00:00:00Z">
         <w:r>
-          <w:delText xml:space="preserve">Last modified: 2026-10-25 19:48:50 (PDT)</w:delText>
+          <w:delText xml:space="preserve">Last modified: 2026-10-26 01:48:18 (PDT)</w:delText>
         </w:r>
       </w:del>
     </w:p>
@@ -26,7 +26,7 @@
       </w:pPr>
       <w:ins w:id="2" w:author="PR Preview" w:date="2026-01-01T00:00:00Z">
         <w:r>
-          <w:t xml:space="preserve">Last modified: 2026-10-26 01:19:16 (PDT)</w:t>
+          <w:t xml:space="preserve">Last modified: 2026-10-26 01:57:12 (PDT)</w:t>
         </w:r>
       </w:ins>
     </w:p>
@@ -2066,7 +2066,7 @@
         <w:t xml:space="preserve"> </w:t>
       </w:r>
       <w:r>
-        <w:t xml:space="preserve">the sentence still uses a concept the reader has not met,</w:t>
+        <w:t xml:space="preserve">the sentence still uses a concept the reader has not encountered,</w:t>
       </w:r>
       <w:r>
         <w:t xml:space="preserve"> </w:t>
@@ -2285,7 +2285,7 @@
         <w:t xml:space="preserve"> </w:t>
       </w:r>
       <w:r>
-        <w:t xml:space="preserve">The reader meets the table at once.</w:t>
+        <w:t xml:space="preserve">The reader encounters the table at once.</w:t>
       </w:r>
     </w:p>
     <w:p>

--- a/pr-preview/pr-351/chapters/paper-organization-tracked-changes.docx
+++ b/pr-preview/pr-351/chapters/paper-organization-tracked-changes.docx
@@ -16,7 +16,7 @@
       </w:pPr>
       <w:del w:id="1" w:author="PR Preview" w:date="2026-01-01T00:00:00Z">
         <w:r>
-          <w:delText xml:space="preserve">Last modified: 2026-10-26 01:48:18 (PDT)</w:delText>
+          <w:delText xml:space="preserve">Last modified: 2026-10-26 09:06:18 (PDT)</w:delText>
         </w:r>
       </w:del>
     </w:p>
@@ -26,7 +26,7 @@
       </w:pPr>
       <w:ins w:id="2" w:author="PR Preview" w:date="2026-01-01T00:00:00Z">
         <w:r>
-          <w:t xml:space="preserve">Last modified: 2026-10-26 01:57:12 (PDT)</w:t>
+          <w:t xml:space="preserve">Last modified: 2026-10-26 09:30:11 (PDT)</w:t>
         </w:r>
       </w:ins>
     </w:p>

--- a/pr-preview/pr-351/chapters/paper-organization-tracked-changes.docx
+++ b/pr-preview/pr-351/chapters/paper-organization-tracked-changes.docx
@@ -26,7 +26,7 @@
       </w:pPr>
       <w:ins w:id="2" w:author="PR Preview" w:date="2026-01-01T00:00:00Z">
         <w:r>
-          <w:t xml:space="preserve">Last modified: 2026-10-26 09:30:11 (PDT)</w:t>
+          <w:t xml:space="preserve">Last modified: 2026-10-26 09:47:33 (PDT)</w:t>
         </w:r>
       </w:ins>
     </w:p>

--- a/pr-preview/pr-351/chapters/paper-organization-tracked-changes.docx
+++ b/pr-preview/pr-351/chapters/paper-organization-tracked-changes.docx
@@ -26,7 +26,7 @@
       </w:pPr>
       <w:ins w:id="2" w:author="PR Preview" w:date="2026-01-01T00:00:00Z">
         <w:r>
-          <w:t xml:space="preserve">Last modified: 2026-10-26 09:47:33 (PDT)</w:t>
+          <w:t xml:space="preserve">Last modified: 2026-10-26 10:21:50 (PDT)</w:t>
         </w:r>
       </w:ins>
     </w:p>

--- a/pr-preview/pr-351/chapters/paper-organization-tracked-changes.docx
+++ b/pr-preview/pr-351/chapters/paper-organization-tracked-changes.docx
@@ -16,7 +16,7 @@
       </w:pPr>
       <w:del w:id="1" w:author="PR Preview" w:date="2026-01-01T00:00:00Z">
         <w:r>
-          <w:delText xml:space="preserve">Last modified: 2026-10-26 09:06:18 (PDT)</w:delText>
+          <w:delText xml:space="preserve">Last modified: 2026-10-26 10:30:09 (PDT)</w:delText>
         </w:r>
       </w:del>
     </w:p>
@@ -26,7 +26,7 @@
       </w:pPr>
       <w:ins w:id="2" w:author="PR Preview" w:date="2026-01-01T00:00:00Z">
         <w:r>
-          <w:t xml:space="preserve">Last modified: 2026-10-26 10:21:50 (PDT)</w:t>
+          <w:t xml:space="preserve">Last modified: 2026-10-26 10:35:14 (PDT)</w:t>
         </w:r>
       </w:ins>
     </w:p>
